--- a/docs/dossiers/KOR-Dossier-Pinnacle-International-2026-06-26.docx
+++ b/docs/dossiers/KOR-Dossier-Pinnacle-International-2026-06-26.docx
@@ -70,7 +70,7 @@
     </w:p>
     <w:p>
       <w:r>
-        <w:pict w14:anchorId="08E88B40">
+        <w:pict w14:anchorId="51E0FD95">
           <v:rect id="_x0000_i1025" style="width:0;height:1.5pt" o:hralign="center" o:hrstd="t" o:hr="t"/>
         </w:pict>
       </w:r>
@@ -576,7 +576,7 @@
     </w:p>
     <w:p>
       <w:r>
-        <w:pict w14:anchorId="5C32D6E9">
+        <w:pict w14:anchorId="3F6D0BA7">
           <v:rect id="_x0000_i1026" style="width:0;height:1.5pt" o:hralign="center" o:hrstd="t" o:hr="t"/>
         </w:pict>
       </w:r>
@@ -704,7 +704,7 @@
     </w:p>
     <w:p>
       <w:r>
-        <w:pict w14:anchorId="256B9F7C">
+        <w:pict w14:anchorId="5564ED4B">
           <v:rect id="_x0000_i1027" style="width:0;height:1.5pt" o:hralign="center" o:hrstd="t" o:hr="t"/>
         </w:pict>
       </w:r>
@@ -1593,7 +1593,7 @@
     </w:p>
     <w:p>
       <w:r>
-        <w:pict w14:anchorId="2CD20EAC">
+        <w:pict w14:anchorId="1BF0381B">
           <v:rect id="_x0000_i1028" style="width:0;height:1.5pt" o:hralign="center" o:hrstd="t" o:hr="t"/>
         </w:pict>
       </w:r>
@@ -2106,7 +2106,7 @@
     </w:p>
     <w:p>
       <w:r>
-        <w:pict w14:anchorId="11899FEC">
+        <w:pict w14:anchorId="69A51FD3">
           <v:rect id="_x0000_i1029" style="width:0;height:1.5pt" o:hralign="center" o:hrstd="t" o:hr="t"/>
         </w:pict>
       </w:r>
@@ -2459,7 +2459,7 @@
     </w:p>
     <w:p>
       <w:r>
-        <w:pict w14:anchorId="67C8E67E">
+        <w:pict w14:anchorId="7EC2CE72">
           <v:rect id="_x0000_i1030" style="width:0;height:1.5pt" o:hralign="center" o:hrstd="t" o:hr="t"/>
         </w:pict>
       </w:r>
@@ -2653,7 +2653,7 @@
     </w:p>
     <w:p>
       <w:r>
-        <w:pict w14:anchorId="213F4DBC">
+        <w:pict w14:anchorId="1276E1BB">
           <v:rect id="_x0000_i1031" style="width:0;height:1.5pt" o:hralign="center" o:hrstd="t" o:hr="t"/>
         </w:pict>
       </w:r>
@@ -3089,7 +3089,7 @@
   <w:abstractNum w:abstractNumId="0" w15:restartNumberingAfterBreak="0">
     <w:nsid w:val="0000A990"/>
     <w:multiLevelType w:val="multilevel"/>
-    <w:tmpl w:val="FF1A1AD0"/>
+    <w:tmpl w:val="C3E01820"/>
     <w:lvl w:ilvl="0">
       <w:numFmt w:val="bullet"/>
       <w:lvlText w:val=" "/>
@@ -3166,7 +3166,7 @@
   <w:abstractNum w:abstractNumId="1" w15:restartNumberingAfterBreak="0">
     <w:nsid w:val="0000A991"/>
     <w:multiLevelType w:val="multilevel"/>
-    <w:tmpl w:val="878A1FF6"/>
+    <w:tmpl w:val="A066F5B2"/>
     <w:lvl w:ilvl="0">
       <w:numFmt w:val="bullet"/>
       <w:lvlText w:val=""/>
@@ -3270,7 +3270,7 @@
   <w:abstractNum w:abstractNumId="2" w15:restartNumberingAfterBreak="0">
     <w:nsid w:val="00A99411"/>
     <w:multiLevelType w:val="multilevel"/>
-    <w:tmpl w:val="52EEE9B4"/>
+    <w:tmpl w:val="DC14A252"/>
     <w:lvl w:ilvl="0">
       <w:start w:val="1"/>
       <w:numFmt w:val="decimal"/>
@@ -3353,16 +3353,16 @@
       </w:pPr>
     </w:lvl>
   </w:abstractNum>
-  <w:num w:numId="1" w16cid:durableId="1363361691">
+  <w:num w:numId="1" w16cid:durableId="1353192606">
     <w:abstractNumId w:val="0"/>
   </w:num>
-  <w:num w:numId="2" w16cid:durableId="945816841">
+  <w:num w:numId="2" w16cid:durableId="68699480">
     <w:abstractNumId w:val="1"/>
   </w:num>
-  <w:num w:numId="3" w16cid:durableId="1567646553">
+  <w:num w:numId="3" w16cid:durableId="2032099483">
     <w:abstractNumId w:val="1"/>
   </w:num>
-  <w:num w:numId="4" w16cid:durableId="1237206561">
+  <w:num w:numId="4" w16cid:durableId="212427264">
     <w:abstractNumId w:val="2"/>
     <w:lvlOverride w:ilvl="0">
       <w:startOverride w:val="1"/>
@@ -3392,7 +3392,7 @@
       <w:startOverride w:val="1"/>
     </w:lvlOverride>
   </w:num>
-  <w:num w:numId="5" w16cid:durableId="138882383">
+  <w:num w:numId="5" w16cid:durableId="1278105061">
     <w:abstractNumId w:val="1"/>
   </w:num>
 </w:numbering>
@@ -4629,7 +4629,7 @@
     <w:name w:val="Grid Table 4"/>
     <w:basedOn w:val="TableNormal"/>
     <w:uiPriority w:val="49"/>
-    <w:rsid w:val="006B4711"/>
+    <w:rsid w:val="00506BAC"/>
     <w:pPr>
       <w:spacing w:after="0"/>
     </w:pPr>
